--- a/en/wisdom-stories/o-god-heal-our-sorrows.docx
+++ b/en/wisdom-stories/o-god-heal-our-sorrows.docx
@@ -14,7 +14,7 @@
           <w:color w:val="000000"/>
           <w:sz w:val="52"/>
         </w:rPr>
-        <w:t>O Allah, find a solution to our problems</w:t>
+        <w:t>O Allah, Grant Relief from Our Troubles</w:t>
       </w:r>
     </w:p>
     <w:p>
@@ -22,13 +22,7 @@
         <w:jc w:val="left"/>
       </w:pPr>
       <w:r>
-        <w:rPr>
-          <w:rFonts w:ascii="Arial" w:hAnsi="Arial" w:eastAsia="Arial"/>
-          <w:i w:val="0"/>
-          <w:color w:val="000000"/>
-          <w:sz w:val="22"/>
-        </w:rPr>
-        <w:t>In the name of the Most Gracious and the Most Merciful, find a solution to our problems,</w:t>
+        <w:t>By Your names Ar-Rahman and Ar-Rahim, grant relief from our troubles.</w:t>
       </w:r>
     </w:p>
     <w:p>
@@ -36,13 +30,7 @@
         <w:jc w:val="left"/>
       </w:pPr>
       <w:r>
-        <w:rPr>
-          <w:rFonts w:ascii="Arial" w:hAnsi="Arial" w:eastAsia="Arial"/>
-          <w:i w:val="0"/>
-          <w:color w:val="000000"/>
-          <w:sz w:val="22"/>
-        </w:rPr>
-        <w:t>In the name of the Forgiving and the Relenting, forgive our sins and accept our repentance,</w:t>
+        <w:t>By Your names Al-Ghaffar and At-Tawwab, forgive our sins and accept our repentance.</w:t>
       </w:r>
     </w:p>
     <w:p>
@@ -50,13 +38,7 @@
         <w:jc w:val="left"/>
       </w:pPr>
       <w:r>
-        <w:rPr>
-          <w:rFonts w:ascii="Arial" w:hAnsi="Arial" w:eastAsia="Arial"/>
-          <w:i w:val="0"/>
-          <w:color w:val="000000"/>
-          <w:sz w:val="22"/>
-        </w:rPr>
-        <w:t>In the name of the Provider, bless our sustenance,</w:t>
+        <w:t>By Your name Ar-Razzaq, bless our provision.</w:t>
       </w:r>
     </w:p>
     <w:p>
@@ -64,13 +46,7 @@
         <w:jc w:val="left"/>
       </w:pPr>
       <w:r>
-        <w:rPr>
-          <w:rFonts w:ascii="Arial" w:hAnsi="Arial" w:eastAsia="Arial"/>
-          <w:i w:val="0"/>
-          <w:color w:val="000000"/>
-          <w:sz w:val="22"/>
-        </w:rPr>
-        <w:t>In the name of the Healer, heal our sick,</w:t>
+        <w:t>By Your name Ash-Shafi, grant healing to our sick.</w:t>
       </w:r>
     </w:p>
     <w:p>
@@ -78,13 +54,7 @@
         <w:jc w:val="left"/>
       </w:pPr>
       <w:r>
-        <w:rPr>
-          <w:rFonts w:ascii="Arial" w:hAnsi="Arial" w:eastAsia="Arial"/>
-          <w:i w:val="0"/>
-          <w:color w:val="000000"/>
-          <w:sz w:val="22"/>
-        </w:rPr>
-        <w:t>In the name of the Opener, open the doors of goodness.</w:t>
+        <w:t>By Your name Al-Fattah, open for us the doors of goodness.</w:t>
       </w:r>
     </w:p>
     <w:p>
@@ -106,23 +76,12 @@
       </w:pPr>
       <w:r>
         <w:rPr>
-          <w:rFonts w:ascii="Arial" w:hAnsi="Arial" w:eastAsia="Arial" w:cs="Arial"/>
           <w:b/>
-          <w:i w:val="0"/>
-          <w:color w:val="9A7417"/>
-          <w:sz w:val="22"/>
         </w:rPr>
         <w:t xml:space="preserve">Moral: </w:t>
       </w:r>
       <w:r>
-        <w:rPr>
-          <w:rFonts w:ascii="Arial" w:hAnsi="Arial" w:eastAsia="Arial" w:cs="Arial"/>
-          <w:b w:val="0"/>
-          <w:i w:val="0"/>
-          <w:color w:val="3F3826"/>
-          <w:sz w:val="22"/>
-        </w:rPr>
-        <w:t>When a person realizes his weakness and prays sincerely, his heart finds peace. Prayer is the language of hope and trust.</w:t>
+        <w:t>When we recognize our helplessness and pray sincerely, the heart finds peace. Prayer is the language of hope and trust in Allah.</w:t>
       </w:r>
     </w:p>
     <w:p>
